--- a/pr-preview/pr-557/UCD-SeRG-Lab-Manual.docx
+++ b/pr-preview/pr-557/UCD-SeRG-Lab-Manual.docx
@@ -30966,7 +30966,7 @@
         <w:t xml:space="preserve"> </w:t>
       </w:r>
       <w:r>
-        <w:t xml:space="preserve">dd872b4</w:t>
+        <w:t xml:space="preserve">a6268f6</w:t>
       </w:r>
     </w:p>
     <w:p>
@@ -30988,7 +30988,7 @@
         <w:t xml:space="preserve"> </w:t>
       </w:r>
       <w:r>
-        <w:t xml:space="preserve">dd872b471b8d55620608db8a5f56db0c75936d91</w:t>
+        <w:t xml:space="preserve">a6268f6307948e63e9c99c9efcaead706c6030e9</w:t>
       </w:r>
     </w:p>
     <w:p>
@@ -31010,7 +31010,7 @@
         <w:t xml:space="preserve"> </w:t>
       </w:r>
       <w:r>
-        <w:t xml:space="preserve">2026-10-12 07:37:37 +0000</w:t>
+        <w:t xml:space="preserve">2026-10-12 07:46:21 +0000</w:t>
       </w:r>
     </w:p>
     <w:p>

--- a/pr-preview/pr-557/UCD-SeRG-Lab-Manual.docx
+++ b/pr-preview/pr-557/UCD-SeRG-Lab-Manual.docx
@@ -28601,7 +28601,7 @@
         <w:t xml:space="preserve"> </w:t>
       </w:r>
       <w:r>
-        <w:t xml:space="preserve">4484f26</w:t>
+        <w:t xml:space="preserve">3098e55</w:t>
       </w:r>
     </w:p>
     <w:p>
@@ -28623,7 +28623,7 @@
         <w:t xml:space="preserve"> </w:t>
       </w:r>
       <w:r>
-        <w:t xml:space="preserve">4484f268a924872d250b9cf91eb8af64a769b87c</w:t>
+        <w:t xml:space="preserve">3098e55925776e5ee2ea135098f5c4e6a7d2d853</w:t>
       </w:r>
     </w:p>
     <w:p>
@@ -28645,7 +28645,7 @@
         <w:t xml:space="preserve"> </w:t>
       </w:r>
       <w:r>
-        <w:t xml:space="preserve">2026-10-12 08:05:53 +0000</w:t>
+        <w:t xml:space="preserve">2026-10-12 08:09:07 +0000</w:t>
       </w:r>
     </w:p>
     <w:p>
